--- a/en/wisdom-stories/three-statues.docx
+++ b/en/wisdom-stories/three-statues.docx
@@ -3,78 +3,122 @@
 <w:document xmlns:wpc="http://schemas.microsoft.com/office/word/2010/wordprocessingCanvas" xmlns:mo="http://schemas.microsoft.com/office/mac/office/2008/main" xmlns:mc="http://schemas.openxmlformats.org/markup-compatibility/2006" xmlns:mv="urn:schemas-microsoft-com:mac:vml" xmlns:o="urn:schemas-microsoft-com:office:office" xmlns:r="http://schemas.openxmlformats.org/officeDocument/2006/relationships" xmlns:m="http://schemas.openxmlformats.org/officeDocument/2006/math" xmlns:v="urn:schemas-microsoft-com:vml" xmlns:wp14="http://schemas.microsoft.com/office/word/2010/wordprocessingDrawing" xmlns:wp="http://schemas.openxmlformats.org/drawingml/2006/wordprocessingDrawing" xmlns:w10="urn:schemas-microsoft-com:office:word" xmlns:w="http://schemas.openxmlformats.org/wordprocessingml/2006/main" xmlns:w14="http://schemas.microsoft.com/office/word/2010/wordml" xmlns:wpg="http://schemas.microsoft.com/office/word/2010/wordprocessingGroup" xmlns:wpi="http://schemas.microsoft.com/office/word/2010/wordprocessingInk" xmlns:wne="http://schemas.microsoft.com/office/word/2006/wordml" xmlns:wps="http://schemas.microsoft.com/office/word/2010/wordprocessingShape" mc:Ignorable="w14 wp14">
   <w:body>
     <w:p>
+      <w:pPr>
+        <w:pStyle w:val="Title"/>
+      </w:pPr>
       <w:r>
-        <w:t>Three statues</w:t>
+        <w:t>The Three Statues</w:t>
       </w:r>
     </w:p>
     <w:p>
+      <w:pPr/>
       <w:r>
-        <w:t>There were good friends between the rulers of two neighboring countries. One day, one of the rulers decided to send the other a birthday present. He invited the best sculptor of his country to his presence and instructed him to make three statues of gold, one inch high, exactly like each other. But there would be a difference between these statues that only the ruler and the sculptor knew.</w:t>
+        <w:t>Two neighboring rulers were close friends. For one ruler’s birthday, the other commissioned three identical gold statues, each an inch high. A hidden difference between them was known only to him and the sculptor.</w:t>
       </w:r>
     </w:p>
     <w:p>
+      <w:pPr/>
       <w:r>
         <w:t>The statues were ready and were sent to the neighboring ruler on his birthday. The letter accompanying the gift said: “I congratulate you on your birthday with these three golden statues. At first glance, the statues may seem exactly the same. But one of them is more valuable than the other two. When you find that statue, let me know.”</w:t>
       </w:r>
     </w:p>
     <w:p>
+      <w:pPr/>
       <w:r>
-        <w:t>The ruler, who received the gift, first weighed the statues on a scale. It turned out that they weighed the same, down to the gram. Other investigations were also carried out, but without results.</w:t>
+        <w:t>The recipient weighed the statues, but each weighed exactly the same. Further examination revealed nothing.</w:t>
       </w:r>
     </w:p>
     <w:p>
+      <w:pPr/>
       <w:r>
-        <w:t>The ruler summoned all the people in his country who knew art to his palace. Everyone carefully examines the statues, but cannot find a difference between them. Days pass, and no solution is found.</w:t>
+        <w:t>He summoned experts from across the country. They studied the statues for days without solving the puzzle.</w:t>
       </w:r>
     </w:p>
     <w:p>
+      <w:pPr/>
       <w:r>
-        <w:t>Finally, one day, the ruler is informed that there is someone who can solve this problem. He is immediately found and brought to the palace. The man carefully examines the statues and asks for a thin wire. He puts the wire in the ear of the first statue - the wire comes out of the other ear. Then he puts the wire in the ear of the second statue - the wire comes out of its mouth. Finally, he puts the wire in the ear of the third statue, but the wire gets stuck inside. Thus, the difference between the statues is revealed.</w:t>
+        <w:t>At last, a man asked for a fine wire. He passed it into the first statue’s ear; it emerged from the other ear. In the second, it came out through the mouth. In the third, it stayed inside. The difference was clear.</w:t>
       </w:r>
     </w:p>
     <w:p>
+      <w:pPr>
+        <w:spacing w:after="80"/>
+      </w:pPr>
       <w:r>
         <w:t>The ruler writes a reply to his neighbor who sent the statues and sends it:</w:t>
       </w:r>
     </w:p>
     <w:p>
+      <w:pPr>
+        <w:spacing w:after="80"/>
+      </w:pPr>
       <w:r>
-        <w:t>“These three statues symbolize three different types of people. What he hears:”</w:t>
+        <w:t>“These statues represent three kinds of people:</w:t>
       </w:r>
     </w:p>
     <w:p>
+      <w:pPr>
+        <w:spacing w:after="80"/>
+      </w:pPr>
       <w:r>
-        <w:t>— he takes it from one ear and gives it from the other;</w:t>
+        <w:t>those who let what they hear go in one ear and out the other;</w:t>
       </w:r>
     </w:p>
     <w:p>
+      <w:pPr>
+        <w:spacing w:after="80"/>
+      </w:pPr>
       <w:r>
-        <w:t>— he immediately lets it out of his mouth;</w:t>
+        <w:t>those who immediately repeat it;</w:t>
       </w:r>
     </w:p>
     <w:p>
+      <w:pPr>
+        <w:spacing w:after="80"/>
+      </w:pPr>
       <w:r>
-        <w:t>— he is able to keep it in his heart.</w:t>
+        <w:t>and those who keep it in their hearts.</w:t>
       </w:r>
     </w:p>
     <w:p>
+      <w:pPr>
+        <w:keepNext/>
+      </w:pPr>
       <w:r>
-        <w:t>The most valuable person is the one who can keep what he hears as a secret in his heart and only tells it when it is appropriate and at the right time. Thank you very much for this valuable gift.</w:t>
+        <w:t>“The third is the most valuable: a person who keeps a confidence and knows when it is right to speak. Thank you for this thoughtful gift.”</w:t>
       </w:r>
     </w:p>
     <w:p>
+      <w:pPr>
+        <w:keepNext/>
+        <w:keepLines/>
+        <w:spacing w:before="160"/>
+      </w:pPr>
       <w:r>
-        <w:t>Moral: The most valuable person is the one who can keep what he hears as a secret in his heart and only speaks when it is appropriate. Keeping your word is also a form of wisdom.</w:t>
+        <w:rPr>
+          <w:b/>
+        </w:rPr>
+        <w:t>Moral:</w:t>
+      </w:r>
+      <w:r>
+        <w:t xml:space="preserve"> The most valuable person is the one who can keep what he hears as a secret in his heart and only speaks when it is appropriate. Keeping your word is also a form of wisdom.</w:t>
       </w:r>
     </w:p>
     <w:p>
+      <w:pPr>
+        <w:spacing w:after="80"/>
+      </w:pPr>
       <w:r>
-        <w:t>The story was obtained from open Internet sources.</w:t>
+        <w:rPr>
+          <w:i/>
+          <w:sz w:val="18"/>
+        </w:rPr>
+        <w:t>Source: Publicly available internet sources.</w:t>
       </w:r>
     </w:p>
     <w:sectPr>
       <w:pgSz w:w="12240" w:h="15840"/>
-      <w:pgMar w:top="1440" w:right="1800" w:bottom="1440" w:left="1800" w:header="720" w:footer="720" w:gutter="0"/>
+      <w:pgMar w:top="1080" w:right="1224" w:bottom="1080" w:left="1224" w:header="720" w:footer="720" w:gutter="0"/>
       <w:cols w:space="720"/>
       <w:docGrid w:linePitch="360"/>
     </w:sectPr>
@@ -445,6 +489,16 @@
     <w:name w:val="Normal"/>
     <w:qFormat/>
     <w:rsid w:val="00FC693F"/>
+    <w:pPr>
+      <w:widowControl/>
+      <w:spacing w:after="120" w:line="259" w:lineRule="auto"/>
+    </w:pPr>
+    <w:rPr>
+      <w:rFonts w:ascii="Arial" w:hAnsi="Arial"/>
+      <w:color w:val="000000"/>
+      <w:sz w:val="22"/>
+      <w:lang w:val="en-US"/>
+    </w:rPr>
   </w:style>
   <w:style w:type="paragraph" w:styleId="Header">
     <w:name w:val="header"/>
@@ -787,18 +841,17 @@
     <w:qFormat/>
     <w:rsid w:val="00FC693F"/>
     <w:pPr>
-      <w:pBdr>
-        <w:bottom w:val="single" w:sz="8" w:space="4" w:color="4F81BD" w:themeColor="accent1"/>
-      </w:pBdr>
-      <w:spacing w:after="300" w:line="240" w:lineRule="auto"/>
+      <w:keepNext/>
+      <w:spacing w:after="280" w:line="240" w:lineRule="auto"/>
       <w:contextualSpacing/>
     </w:pPr>
     <w:rPr>
-      <w:rFonts w:asciiTheme="majorHAnsi" w:eastAsiaTheme="majorEastAsia" w:hAnsiTheme="majorHAnsi" w:cstheme="majorBidi"/>
-      <w:color w:val="17365D" w:themeColor="text2" w:themeShade="BF"/>
+      <w:rFonts w:asciiTheme="majorHAnsi" w:eastAsiaTheme="majorEastAsia" w:hAnsiTheme="majorHAnsi" w:cstheme="majorBidi" w:ascii="Arial" w:hAnsi="Arial"/>
+      <w:b/>
+      <w:color w:val="000000"/>
       <w:spacing w:val="5"/>
       <w:kern w:val="28"/>
-      <w:sz w:val="52"/>
+      <w:sz w:val="34"/>
       <w:szCs w:val="52"/>
     </w:rPr>
   </w:style>
@@ -1274,9 +1327,6 @@
     <w:qFormat/>
     <w:rsid w:val="00FC693F"/>
     <w:pPr>
-      <w:pBdr>
-        <w:bottom w:val="single" w:sz="4" w:space="4" w:color="4F81BD" w:themeColor="accent1"/>
-      </w:pBdr>
       <w:spacing w:before="200" w:after="280"/>
       <w:ind w:left="936" w:right="936"/>
     </w:pPr>

--- a/en/wisdom-stories/three-statues.docx
+++ b/en/wisdom-stories/three-statues.docx
@@ -13,7 +13,7 @@
     <w:p>
       <w:pPr/>
       <w:r>
-        <w:t>Two neighboring rulers were close friends. For one ruler’s birthday, the other commissioned three identical gold statues, each an inch high. A hidden difference between them was known only to him and the sculptor.</w:t>
+        <w:t>Two neighboring rulers were close friends. For one ruler’s birthday, the other invited the best sculptor in his country and commissioned three identical gold statues, each a handspan high. A hidden difference between them was known only to him and the sculptor.</w:t>
       </w:r>
     </w:p>
     <w:p>
@@ -25,7 +25,7 @@
     <w:p>
       <w:pPr/>
       <w:r>
-        <w:t>The recipient weighed the statues, but each weighed exactly the same. Further examination revealed nothing.</w:t>
+        <w:t>The recipient weighed the statues, but they weighed exactly the same, to the gram. Further examination revealed nothing.</w:t>
       </w:r>
     </w:p>
     <w:p>
@@ -37,7 +37,7 @@
     <w:p>
       <w:pPr/>
       <w:r>
-        <w:t>At last, a man asked for a fine wire. He passed it into the first statue’s ear; it emerged from the other ear. In the second, it came out through the mouth. In the third, it stayed inside. The difference was clear.</w:t>
+        <w:t>At last they found a man who could solve it, brought him to the palace, and he asked for a fine wire. He passed it into the first statue’s ear; it emerged from the other ear. In the second, it came out through the mouth. In the third, it stayed inside. The difference was clear.</w:t>
       </w:r>
     </w:p>
     <w:p>
@@ -45,7 +45,7 @@
         <w:spacing w:after="80"/>
       </w:pPr>
       <w:r>
-        <w:t>The ruler writes a reply to his neighbor who sent the statues and sends it:</w:t>
+        <w:t>The ruler had a reply written to the neighbor who sent the statues and sent it:</w:t>
       </w:r>
     </w:p>
     <w:p>
@@ -85,7 +85,7 @@
         <w:keepNext/>
       </w:pPr>
       <w:r>
-        <w:t>“The third is the most valuable: a person who keeps a confidence and knows when it is right to speak. Thank you for this thoughtful gift.”</w:t>
+        <w:t>“The third is the most valuable: a person who keeps a confidence and knows when it is right to speak. Thank you very much for this valuable gift.”</w:t>
       </w:r>
     </w:p>
     <w:p>
@@ -98,11 +98,9 @@
         <w:rPr>
           <w:b/>
         </w:rPr>
-        <w:t>Moral:</w:t>
+        <w:t>Moral: The most valuable person is the one who can keep what he hears as a secret in his heart and only speaks when it is appropriate. Knowing how to hold your tongue is also wisdom.</w:t>
       </w:r>
-      <w:r>
-        <w:t xml:space="preserve"> The most valuable person is the one who can keep what he hears as a secret in his heart and only speaks when it is appropriate. Keeping your word is also a form of wisdom.</w:t>
-      </w:r>
+      <w:r/>
     </w:p>
     <w:p>
       <w:pPr>
@@ -113,7 +111,7 @@
           <w:i/>
           <w:sz w:val="18"/>
         </w:rPr>
-        <w:t>Source: Publicly available internet sources.</w:t>
+        <w:t>Stories are taken from open Internet sources; illustrations were created with AI.</w:t>
       </w:r>
     </w:p>
     <w:sectPr>

--- a/en/wisdom-stories/three-statues.docx
+++ b/en/wisdom-stories/three-statues.docx
@@ -27,7 +27,7 @@
         <w:rPr>
           <w:lang/>
         </w:rPr>
-        <w:t>The rulers of two neighbouring countries were close friends. One day, one of them decided to send the other a birthday gift. He summoned his finest sculptor and asked him to make three gold statues, each a handspan tall and identical in appearance. Yet there was to be a hidden difference known only to the ruler and the craftsman.</w:t>
+        <w:t xml:space="preserve">The rulers of two neighboring countries were close friends. One day, one of them decided to send the other a birthday gift. He summoned his finest sculptor and asked him to make three gold statues, each a handspan tall and identical in appearance. Yet there was to be a hidden difference known only to the ruler and the craftsman.</w:t>
       </w:r>
     </w:p>
     <w:p>
@@ -40,7 +40,7 @@
         <w:rPr>
           <w:lang/>
         </w:rPr>
-        <w:t>When the statues were ready, they were sent to the neighbouring ruler with a letter:</w:t>
+        <w:t xml:space="preserve">When the statues were ready, they were sent to the neighboring ruler with a letter:</w:t>
       </w:r>
     </w:p>
     <w:p>
@@ -209,7 +209,7 @@
         <w:rPr>
           <w:lang/>
         </w:rPr>
-        <w:t>“The third statue is the most valuable, for it represents someone who knows how to listen, honour another’s trust, and speak at the right moment.</w:t>
+        <w:t xml:space="preserve">“The third statue is the most valuable, for it represents someone who knows how to listen, honor another’s trust, and speak at the right moment.</w:t>
       </w:r>
     </w:p>
     <w:p>
